--- a/docs/delivery/TGP-DEL-05 Knowledge Transfer Plan.docx
+++ b/docs/delivery/TGP-DEL-05 Knowledge Transfer Plan.docx
@@ -401,7 +401,7 @@
                                 <w:bCs/>
                                 <w:color w:val="1D74BA"/>
                               </w:rPr>
-                              <w:t xml:space="preserve">07 October 2026</w:t>
+                              <w:t xml:space="preserve">08 October 2026</w:t>
                             </w:r>
                           </w:p>
                         </w:txbxContent>
@@ -1453,7 +1453,7 @@
             <w:noProof/>
             <w:webHidden/>
           </w:rPr>
-          <w:t>7</w:t>
+          <w:t>8</w:t>
         </w:r>
         <w:r>
           <w:rPr>
@@ -1721,7 +1721,7 @@
             <w:noProof/>
             <w:webHidden/>
           </w:rPr>
-          <w:t>9</w:t>
+          <w:t>10</w:t>
         </w:r>
         <w:r>
           <w:rPr>
@@ -1855,7 +1855,7 @@
             <w:noProof/>
             <w:webHidden/>
           </w:rPr>
-          <w:t>10</w:t>
+          <w:t>11</w:t>
         </w:r>
         <w:r>
           <w:rPr>
@@ -1989,7 +1989,7 @@
             <w:noProof/>
             <w:webHidden/>
           </w:rPr>
-          <w:t>11</w:t>
+          <w:t>12</w:t>
         </w:r>
         <w:r>
           <w:rPr>
@@ -2056,7 +2056,7 @@
             <w:noProof/>
             <w:webHidden/>
           </w:rPr>
-          <w:t>12</w:t>
+          <w:t>13</w:t>
         </w:r>
         <w:r>
           <w:rPr>
@@ -2382,7 +2382,7 @@
                 <w:sz w:val="16"/>
                 <w:szCs w:val="16"/>
               </w:rPr>
-              <w:t xml:space="preserve">07/10/2026</w:t>
+              <w:t xml:space="preserve">08/10/2026</w:t>
             </w:r>
           </w:p>
         </w:tc>
@@ -4267,7 +4267,7 @@
               <a:graphicData uri="http://schemas.openxmlformats.org/drawingml/2006/picture">
                 <pic:pic>
                   <pic:nvPicPr>
-                    <pic:cNvPr descr="/tmp/claude-0/-home-user-TASCO/19e5534d-12b5-5956-9b60-3e77efde0f49/scratchpad/gen/.cache/mermaid/031486f6057b5f9a.png" id="24" name="Picture"/>
+                    <pic:cNvPr descr="/home/user/TASCO/tools/docs-source/gen/.cache/mermaid/031486f6057b5f9a.png" id="24" name="Picture"/>
                     <pic:cNvPicPr>
                       <a:picLocks noChangeArrowheads="1" noChangeAspect="1"/>
                     </pic:cNvPicPr>
@@ -5135,8 +5135,8 @@
         <w:tblLook w:val="04A0" w:firstRow="1" w:lastRow="0" w:firstColumn="0" w:lastColumn="0" w:noHBand="0" w:noVBand="1"/>
       </w:tblPr>
       <w:tblGrid>
-        <w:gridCol w:w="5004"/>
-        <w:gridCol w:w="4023"/>
+        <w:gridCol w:w="5094"/>
+        <w:gridCol w:w="3933"/>
       </w:tblGrid>
       <w:tr>
         <w:trPr>
@@ -5145,7 +5145,7 @@
         </w:trPr>
         <w:tc>
           <w:tcPr>
-            <w:tcW w:w="5004" w:type="dxa"/>
+            <w:tcW w:w="5094" w:type="dxa"/>
             <w:shd w:val="clear" w:color="auto" w:fill="0F4761"/>
             <w:vAlign w:val="center"/>
           </w:tcPr>
@@ -5164,7 +5164,7 @@
         </w:tc>
         <w:tc>
           <w:tcPr>
-            <w:tcW w:w="4023" w:type="dxa"/>
+            <w:tcW w:w="3933" w:type="dxa"/>
             <w:shd w:val="clear" w:color="auto" w:fill="0F4761"/>
             <w:vAlign w:val="center"/>
           </w:tcPr>
@@ -5188,7 +5188,7 @@
         </w:trPr>
         <w:tc>
           <w:tcPr>
-            <w:tcW w:w="5004" w:type="dxa"/>
+            <w:tcW w:w="5094" w:type="dxa"/>
             <w:vAlign w:val="top"/>
           </w:tcPr>
           <w:p>
@@ -5203,7 +5203,7 @@
         </w:tc>
         <w:tc>
           <w:tcPr>
-            <w:tcW w:w="4023" w:type="dxa"/>
+            <w:tcW w:w="3933" w:type="dxa"/>
             <w:vAlign w:val="top"/>
           </w:tcPr>
           <w:p>
@@ -5262,7 +5262,7 @@
         </w:trPr>
         <w:tc>
           <w:tcPr>
-            <w:tcW w:w="5004" w:type="dxa"/>
+            <w:tcW w:w="5094" w:type="dxa"/>
             <w:shd w:val="clear" w:color="auto" w:fill="F4F7FB"/>
             <w:vAlign w:val="top"/>
           </w:tcPr>
@@ -5272,13 +5272,13 @@
               <w:jc w:val="left"/>
             </w:pPr>
             <w:r>
-              <w:t xml:space="preserve">HTTP layer: 97 routes (6 public, 76 staff, 11 customer, 4 partner), permissions, validation, rate limits, idempotency, OpenAPI</w:t>
-            </w:r>
-          </w:p>
-        </w:tc>
-        <w:tc>
-          <w:tcPr>
-            <w:tcW w:w="4023" w:type="dxa"/>
+              <w:t xml:space="preserve">HTTP layer: 103 routes (6 public, 82 staff, 11 customer, 4 partner), permissions, validation, rate limits, idempotency, OpenAPI (92 paths)</w:t>
+            </w:r>
+          </w:p>
+        </w:tc>
+        <w:tc>
+          <w:tcPr>
+            <w:tcW w:w="3933" w:type="dxa"/>
             <w:shd w:val="clear" w:color="auto" w:fill="F4F7FB"/>
             <w:vAlign w:val="top"/>
           </w:tcPr>
@@ -5326,22 +5326,58 @@
         </w:trPr>
         <w:tc>
           <w:tcPr>
-            <w:tcW w:w="5004" w:type="dxa"/>
-            <w:vAlign w:val="top"/>
-          </w:tcPr>
-          <w:p>
-            <w:pPr>
-              <w:pStyle w:val="TableText"/>
-              <w:jc w:val="left"/>
-            </w:pPr>
-            <w:r>
-              <w:t xml:space="preserve">Persistence: PostgreSQL store, field encryption and blind indexes, migrations with an advisory lock</w:t>
-            </w:r>
-          </w:p>
-        </w:tc>
-        <w:tc>
-          <w:tcPr>
-            <w:tcW w:w="4023" w:type="dxa"/>
+            <w:tcW w:w="5094" w:type="dxa"/>
+            <w:vAlign w:val="top"/>
+          </w:tcPr>
+          <w:p>
+            <w:pPr>
+              <w:pStyle w:val="TableText"/>
+              <w:jc w:val="left"/>
+            </w:pPr>
+            <w:r>
+              <w:t xml:space="preserve">Persistence: PostgreSQL store, field encryption and blind indexes; three numbered migrations (</w:t>
+            </w:r>
+            <w:r>
+              <w:rPr>
+                <w:rStyle w:val="CodeChar"/>
+              </w:rPr>
+              <w:t xml:space="preserve">001_init.sql</w:t>
+            </w:r>
+            <w:r>
+              <w:t xml:space="preserve">,</w:t>
+            </w:r>
+            <w:r>
+              <w:t xml:space="preserve"> </w:t>
+            </w:r>
+            <w:r>
+              <w:rPr>
+                <w:rStyle w:val="CodeChar"/>
+              </w:rPr>
+              <w:t xml:space="preserve">002_integrity_hardening.sql</w:t>
+            </w:r>
+            <w:r>
+              <w:t xml:space="preserve">,</w:t>
+            </w:r>
+            <w:r>
+              <w:t xml:space="preserve"> </w:t>
+            </w:r>
+            <w:r>
+              <w:rPr>
+                <w:rStyle w:val="CodeChar"/>
+              </w:rPr>
+              <w:t xml:space="preserve">003_dsar_requests.sql</w:t>
+            </w:r>
+            <w:r>
+              <w:t xml:space="preserve"> </w:t>
+            </w:r>
+            <w:r>
+              <w:t xml:space="preserve">for the data requests register) applied under an advisory lock and never edited once applied</w:t>
+            </w:r>
+          </w:p>
+        </w:tc>
+        <w:tc>
+          <w:tcPr>
+            <w:tcW w:w="3933" w:type="dxa"/>
             <w:vAlign w:val="top"/>
           </w:tcPr>
           <w:p>
@@ -5376,7 +5412,7 @@
         </w:trPr>
         <w:tc>
           <w:tcPr>
-            <w:tcW w:w="5004" w:type="dxa"/>
+            <w:tcW w:w="5094" w:type="dxa"/>
             <w:shd w:val="clear" w:color="auto" w:fill="F4F7FB"/>
             <w:vAlign w:val="top"/>
           </w:tcPr>
@@ -5392,7 +5428,7 @@
         </w:tc>
         <w:tc>
           <w:tcPr>
-            <w:tcW w:w="4023" w:type="dxa"/>
+            <w:tcW w:w="3933" w:type="dxa"/>
             <w:shd w:val="clear" w:color="auto" w:fill="F4F7FB"/>
             <w:vAlign w:val="top"/>
           </w:tcPr>
@@ -5416,7 +5452,7 @@
         </w:trPr>
         <w:tc>
           <w:tcPr>
-            <w:tcW w:w="5004" w:type="dxa"/>
+            <w:tcW w:w="5094" w:type="dxa"/>
             <w:vAlign w:val="top"/>
           </w:tcPr>
           <w:p>
@@ -5431,7 +5467,7 @@
         </w:tc>
         <w:tc>
           <w:tcPr>
-            <w:tcW w:w="4023" w:type="dxa"/>
+            <w:tcW w:w="3933" w:type="dxa"/>
             <w:vAlign w:val="top"/>
           </w:tcPr>
           <w:p>
@@ -5478,7 +5514,7 @@
         </w:trPr>
         <w:tc>
           <w:tcPr>
-            <w:tcW w:w="5004" w:type="dxa"/>
+            <w:tcW w:w="5094" w:type="dxa"/>
             <w:shd w:val="clear" w:color="auto" w:fill="F4F7FB"/>
             <w:vAlign w:val="top"/>
           </w:tcPr>
@@ -5494,7 +5530,7 @@
         </w:tc>
         <w:tc>
           <w:tcPr>
-            <w:tcW w:w="4023" w:type="dxa"/>
+            <w:tcW w:w="3933" w:type="dxa"/>
             <w:shd w:val="clear" w:color="auto" w:fill="F4F7FB"/>
             <w:vAlign w:val="top"/>
           </w:tcPr>
@@ -5518,7 +5554,7 @@
         </w:trPr>
         <w:tc>
           <w:tcPr>
-            <w:tcW w:w="5004" w:type="dxa"/>
+            <w:tcW w:w="5094" w:type="dxa"/>
             <w:vAlign w:val="top"/>
           </w:tcPr>
           <w:p>
@@ -5533,7 +5569,7 @@
         </w:tc>
         <w:tc>
           <w:tcPr>
-            <w:tcW w:w="4023" w:type="dxa"/>
+            <w:tcW w:w="3933" w:type="dxa"/>
             <w:vAlign w:val="top"/>
           </w:tcPr>
           <w:p>
@@ -5556,7 +5592,7 @@
         </w:trPr>
         <w:tc>
           <w:tcPr>
-            <w:tcW w:w="5004" w:type="dxa"/>
+            <w:tcW w:w="5094" w:type="dxa"/>
             <w:shd w:val="clear" w:color="auto" w:fill="F4F7FB"/>
             <w:vAlign w:val="top"/>
           </w:tcPr>
@@ -5572,7 +5608,7 @@
         </w:tc>
         <w:tc>
           <w:tcPr>
-            <w:tcW w:w="4023" w:type="dxa"/>
+            <w:tcW w:w="3933" w:type="dxa"/>
             <w:shd w:val="clear" w:color="auto" w:fill="F4F7FB"/>
             <w:vAlign w:val="top"/>
           </w:tcPr>
@@ -5644,8 +5680,8 @@
         <w:tblLook w:val="04A0" w:firstRow="1" w:lastRow="0" w:firstColumn="0" w:lastColumn="0" w:noHBand="0" w:noVBand="1"/>
       </w:tblPr>
       <w:tblGrid>
-        <w:gridCol w:w="5004"/>
-        <w:gridCol w:w="4023"/>
+        <w:gridCol w:w="5094"/>
+        <w:gridCol w:w="3933"/>
       </w:tblGrid>
       <w:tr>
         <w:trPr>
@@ -5654,7 +5690,7 @@
         </w:trPr>
         <w:tc>
           <w:tcPr>
-            <w:tcW w:w="5004" w:type="dxa"/>
+            <w:tcW w:w="5094" w:type="dxa"/>
             <w:shd w:val="clear" w:color="auto" w:fill="0F4761"/>
             <w:vAlign w:val="center"/>
           </w:tcPr>
@@ -5673,7 +5709,7 @@
         </w:tc>
         <w:tc>
           <w:tcPr>
-            <w:tcW w:w="4023" w:type="dxa"/>
+            <w:tcW w:w="3933" w:type="dxa"/>
             <w:shd w:val="clear" w:color="auto" w:fill="0F4761"/>
             <w:vAlign w:val="center"/>
           </w:tcPr>
@@ -5697,7 +5733,7 @@
         </w:trPr>
         <w:tc>
           <w:tcPr>
-            <w:tcW w:w="5004" w:type="dxa"/>
+            <w:tcW w:w="5094" w:type="dxa"/>
             <w:vAlign w:val="top"/>
           </w:tcPr>
           <w:p>
@@ -5712,7 +5748,7 @@
         </w:tc>
         <w:tc>
           <w:tcPr>
-            <w:tcW w:w="4023" w:type="dxa"/>
+            <w:tcW w:w="3933" w:type="dxa"/>
             <w:vAlign w:val="top"/>
           </w:tcPr>
           <w:p>
@@ -5750,7 +5786,7 @@
         </w:trPr>
         <w:tc>
           <w:tcPr>
-            <w:tcW w:w="5004" w:type="dxa"/>
+            <w:tcW w:w="5094" w:type="dxa"/>
             <w:shd w:val="clear" w:color="auto" w:fill="F4F7FB"/>
             <w:vAlign w:val="top"/>
           </w:tcPr>
@@ -5805,7 +5841,7 @@
         </w:tc>
         <w:tc>
           <w:tcPr>
-            <w:tcW w:w="4023" w:type="dxa"/>
+            <w:tcW w:w="3933" w:type="dxa"/>
             <w:shd w:val="clear" w:color="auto" w:fill="F4F7FB"/>
             <w:vAlign w:val="top"/>
           </w:tcPr>
@@ -5841,7 +5877,7 @@
         </w:trPr>
         <w:tc>
           <w:tcPr>
-            <w:tcW w:w="5004" w:type="dxa"/>
+            <w:tcW w:w="5094" w:type="dxa"/>
             <w:vAlign w:val="top"/>
           </w:tcPr>
           <w:p>
@@ -5856,7 +5892,7 @@
         </w:tc>
         <w:tc>
           <w:tcPr>
-            <w:tcW w:w="4023" w:type="dxa"/>
+            <w:tcW w:w="3933" w:type="dxa"/>
             <w:vAlign w:val="top"/>
           </w:tcPr>
           <w:p>
@@ -5879,7 +5915,7 @@
         </w:trPr>
         <w:tc>
           <w:tcPr>
-            <w:tcW w:w="5004" w:type="dxa"/>
+            <w:tcW w:w="5094" w:type="dxa"/>
             <w:shd w:val="clear" w:color="auto" w:fill="F4F7FB"/>
             <w:vAlign w:val="top"/>
           </w:tcPr>
@@ -5895,7 +5931,7 @@
         </w:tc>
         <w:tc>
           <w:tcPr>
-            <w:tcW w:w="4023" w:type="dxa"/>
+            <w:tcW w:w="3933" w:type="dxa"/>
             <w:shd w:val="clear" w:color="auto" w:fill="F4F7FB"/>
             <w:vAlign w:val="top"/>
           </w:tcPr>
@@ -5919,7 +5955,7 @@
         </w:trPr>
         <w:tc>
           <w:tcPr>
-            <w:tcW w:w="5004" w:type="dxa"/>
+            <w:tcW w:w="5094" w:type="dxa"/>
             <w:vAlign w:val="top"/>
           </w:tcPr>
           <w:p>
@@ -5934,7 +5970,7 @@
         </w:tc>
         <w:tc>
           <w:tcPr>
-            <w:tcW w:w="4023" w:type="dxa"/>
+            <w:tcW w:w="3933" w:type="dxa"/>
             <w:vAlign w:val="top"/>
           </w:tcPr>
           <w:p>
@@ -5957,7 +5993,7 @@
         </w:trPr>
         <w:tc>
           <w:tcPr>
-            <w:tcW w:w="5004" w:type="dxa"/>
+            <w:tcW w:w="5094" w:type="dxa"/>
             <w:shd w:val="clear" w:color="auto" w:fill="F4F7FB"/>
             <w:vAlign w:val="top"/>
           </w:tcPr>
@@ -5997,7 +6033,7 @@
         </w:tc>
         <w:tc>
           <w:tcPr>
-            <w:tcW w:w="4023" w:type="dxa"/>
+            <w:tcW w:w="3933" w:type="dxa"/>
             <w:shd w:val="clear" w:color="auto" w:fill="F4F7FB"/>
             <w:vAlign w:val="top"/>
           </w:tcPr>
@@ -6036,7 +6072,7 @@
         </w:trPr>
         <w:tc>
           <w:tcPr>
-            <w:tcW w:w="5004" w:type="dxa"/>
+            <w:tcW w:w="5094" w:type="dxa"/>
             <w:vAlign w:val="top"/>
           </w:tcPr>
           <w:p>
@@ -6066,7 +6102,7 @@
         </w:tc>
         <w:tc>
           <w:tcPr>
-            <w:tcW w:w="4023" w:type="dxa"/>
+            <w:tcW w:w="3933" w:type="dxa"/>
             <w:vAlign w:val="top"/>
           </w:tcPr>
           <w:p>
@@ -6113,7 +6149,7 @@
         </w:trPr>
         <w:tc>
           <w:tcPr>
-            <w:tcW w:w="5004" w:type="dxa"/>
+            <w:tcW w:w="5094" w:type="dxa"/>
             <w:shd w:val="clear" w:color="auto" w:fill="F4F7FB"/>
             <w:vAlign w:val="top"/>
           </w:tcPr>
@@ -6129,7 +6165,7 @@
         </w:tc>
         <w:tc>
           <w:tcPr>
-            <w:tcW w:w="4023" w:type="dxa"/>
+            <w:tcW w:w="3933" w:type="dxa"/>
             <w:shd w:val="clear" w:color="auto" w:fill="F4F7FB"/>
             <w:vAlign w:val="top"/>
           </w:tcPr>
@@ -6153,7 +6189,7 @@
         </w:trPr>
         <w:tc>
           <w:tcPr>
-            <w:tcW w:w="5004" w:type="dxa"/>
+            <w:tcW w:w="5094" w:type="dxa"/>
             <w:vAlign w:val="top"/>
           </w:tcPr>
           <w:p>
@@ -6168,7 +6204,7 @@
         </w:tc>
         <w:tc>
           <w:tcPr>
-            <w:tcW w:w="4023" w:type="dxa"/>
+            <w:tcW w:w="3933" w:type="dxa"/>
             <w:vAlign w:val="top"/>
           </w:tcPr>
           <w:p>
@@ -6234,8 +6270,8 @@
         <w:tblLook w:val="04A0" w:firstRow="1" w:lastRow="0" w:firstColumn="0" w:lastColumn="0" w:noHBand="0" w:noVBand="1"/>
       </w:tblPr>
       <w:tblGrid>
-        <w:gridCol w:w="3922"/>
-        <w:gridCol w:w="5105"/>
+        <w:gridCol w:w="4510"/>
+        <w:gridCol w:w="4517"/>
       </w:tblGrid>
       <w:tr>
         <w:trPr>
@@ -6244,7 +6280,7 @@
         </w:trPr>
         <w:tc>
           <w:tcPr>
-            <w:tcW w:w="3922" w:type="dxa"/>
+            <w:tcW w:w="4510" w:type="dxa"/>
             <w:shd w:val="clear" w:color="auto" w:fill="0F4761"/>
             <w:vAlign w:val="center"/>
           </w:tcPr>
@@ -6263,7 +6299,7 @@
         </w:tc>
         <w:tc>
           <w:tcPr>
-            <w:tcW w:w="5105" w:type="dxa"/>
+            <w:tcW w:w="4517" w:type="dxa"/>
             <w:shd w:val="clear" w:color="auto" w:fill="0F4761"/>
             <w:vAlign w:val="center"/>
           </w:tcPr>
@@ -6287,7 +6323,7 @@
         </w:trPr>
         <w:tc>
           <w:tcPr>
-            <w:tcW w:w="3922" w:type="dxa"/>
+            <w:tcW w:w="4510" w:type="dxa"/>
             <w:vAlign w:val="top"/>
           </w:tcPr>
           <w:p>
@@ -6302,7 +6338,7 @@
         </w:tc>
         <w:tc>
           <w:tcPr>
-            <w:tcW w:w="5105" w:type="dxa"/>
+            <w:tcW w:w="4517" w:type="dxa"/>
             <w:vAlign w:val="top"/>
           </w:tcPr>
           <w:p>
@@ -6349,7 +6385,7 @@
         </w:trPr>
         <w:tc>
           <w:tcPr>
-            <w:tcW w:w="3922" w:type="dxa"/>
+            <w:tcW w:w="4510" w:type="dxa"/>
             <w:shd w:val="clear" w:color="auto" w:fill="F4F7FB"/>
             <w:vAlign w:val="top"/>
           </w:tcPr>
@@ -6365,7 +6401,7 @@
         </w:tc>
         <w:tc>
           <w:tcPr>
-            <w:tcW w:w="5105" w:type="dxa"/>
+            <w:tcW w:w="4517" w:type="dxa"/>
             <w:shd w:val="clear" w:color="auto" w:fill="F4F7FB"/>
             <w:vAlign w:val="top"/>
           </w:tcPr>
@@ -6401,7 +6437,7 @@
         </w:trPr>
         <w:tc>
           <w:tcPr>
-            <w:tcW w:w="3922" w:type="dxa"/>
+            <w:tcW w:w="4510" w:type="dxa"/>
             <w:vAlign w:val="top"/>
           </w:tcPr>
           <w:p>
@@ -6416,7 +6452,7 @@
         </w:tc>
         <w:tc>
           <w:tcPr>
-            <w:tcW w:w="5105" w:type="dxa"/>
+            <w:tcW w:w="4517" w:type="dxa"/>
             <w:vAlign w:val="top"/>
           </w:tcPr>
           <w:p>
@@ -6451,7 +6487,7 @@
         </w:trPr>
         <w:tc>
           <w:tcPr>
-            <w:tcW w:w="3922" w:type="dxa"/>
+            <w:tcW w:w="4510" w:type="dxa"/>
             <w:shd w:val="clear" w:color="auto" w:fill="F4F7FB"/>
             <w:vAlign w:val="top"/>
           </w:tcPr>
@@ -6467,7 +6503,7 @@
         </w:tc>
         <w:tc>
           <w:tcPr>
-            <w:tcW w:w="5105" w:type="dxa"/>
+            <w:tcW w:w="4517" w:type="dxa"/>
             <w:shd w:val="clear" w:color="auto" w:fill="F4F7FB"/>
             <w:vAlign w:val="top"/>
           </w:tcPr>
@@ -6503,7 +6539,7 @@
         </w:trPr>
         <w:tc>
           <w:tcPr>
-            <w:tcW w:w="3922" w:type="dxa"/>
+            <w:tcW w:w="4510" w:type="dxa"/>
             <w:vAlign w:val="top"/>
           </w:tcPr>
           <w:p>
@@ -6518,7 +6554,7 @@
         </w:tc>
         <w:tc>
           <w:tcPr>
-            <w:tcW w:w="5105" w:type="dxa"/>
+            <w:tcW w:w="4517" w:type="dxa"/>
             <w:vAlign w:val="top"/>
           </w:tcPr>
           <w:p>
@@ -6553,7 +6589,7 @@
         </w:trPr>
         <w:tc>
           <w:tcPr>
-            <w:tcW w:w="3922" w:type="dxa"/>
+            <w:tcW w:w="4510" w:type="dxa"/>
             <w:shd w:val="clear" w:color="auto" w:fill="F4F7FB"/>
             <w:vAlign w:val="top"/>
           </w:tcPr>
@@ -6569,7 +6605,7 @@
         </w:tc>
         <w:tc>
           <w:tcPr>
-            <w:tcW w:w="5105" w:type="dxa"/>
+            <w:tcW w:w="4517" w:type="dxa"/>
             <w:shd w:val="clear" w:color="auto" w:fill="F4F7FB"/>
             <w:vAlign w:val="top"/>
           </w:tcPr>
@@ -6593,7 +6629,7 @@
         </w:trPr>
         <w:tc>
           <w:tcPr>
-            <w:tcW w:w="3922" w:type="dxa"/>
+            <w:tcW w:w="4510" w:type="dxa"/>
             <w:vAlign w:val="top"/>
           </w:tcPr>
           <w:p>
@@ -6608,7 +6644,7 @@
         </w:tc>
         <w:tc>
           <w:tcPr>
-            <w:tcW w:w="5105" w:type="dxa"/>
+            <w:tcW w:w="4517" w:type="dxa"/>
             <w:vAlign w:val="top"/>
           </w:tcPr>
           <w:p>
@@ -6631,7 +6667,7 @@
         </w:trPr>
         <w:tc>
           <w:tcPr>
-            <w:tcW w:w="3922" w:type="dxa"/>
+            <w:tcW w:w="4510" w:type="dxa"/>
             <w:shd w:val="clear" w:color="auto" w:fill="F4F7FB"/>
             <w:vAlign w:val="top"/>
           </w:tcPr>
@@ -6641,13 +6677,13 @@
               <w:jc w:val="left"/>
             </w:pPr>
             <w:r>
-              <w:t xml:space="preserve">Customer self-service and data subject rights</w:t>
-            </w:r>
-          </w:p>
-        </w:tc>
-        <w:tc>
-          <w:tcPr>
-            <w:tcW w:w="5105" w:type="dxa"/>
+              <w:t xml:space="preserve">Customer self-service: home, consent, claims, data download</w:t>
+            </w:r>
+          </w:p>
+        </w:tc>
+        <w:tc>
+          <w:tcPr>
+            <w:tcW w:w="4517" w:type="dxa"/>
             <w:shd w:val="clear" w:color="auto" w:fill="F4F7FB"/>
             <w:vAlign w:val="top"/>
           </w:tcPr>
@@ -6671,7 +6707,115 @@
         </w:trPr>
         <w:tc>
           <w:tcPr>
-            <w:tcW w:w="3922" w:type="dxa"/>
+            <w:tcW w:w="4510" w:type="dxa"/>
+            <w:vAlign w:val="top"/>
+          </w:tcPr>
+          <w:p>
+            <w:pPr>
+              <w:pStyle w:val="TableText"/>
+              <w:jc w:val="left"/>
+            </w:pPr>
+            <w:r>
+              <w:t xml:space="preserve">Quick-renewal eligibility from the service-level rule set (</w:t>
+            </w:r>
+            <w:r>
+              <w:rPr>
+                <w:rStyle w:val="CodeChar"/>
+              </w:rPr>
+              <w:t xml:space="preserve">quickRenewal</w:t>
+            </w:r>
+            <w:r>
+              <w:t xml:space="preserve">): journey, vehicle confirmation, cover, price source, wallet balance</w:t>
+            </w:r>
+          </w:p>
+        </w:tc>
+        <w:tc>
+          <w:tcPr>
+            <w:tcW w:w="4517" w:type="dxa"/>
+            <w:vAlign w:val="top"/>
+          </w:tcPr>
+          <w:p>
+            <w:pPr>
+              <w:pStyle w:val="TableText"/>
+              <w:jc w:val="left"/>
+            </w:pPr>
+            <w:r>
+              <w:rPr>
+                <w:rStyle w:val="CodeChar"/>
+              </w:rPr>
+              <w:t xml:space="preserve">src/domain/quickRenewal.js</w:t>
+            </w:r>
+            <w:r>
+              <w:t xml:space="preserve">,</w:t>
+            </w:r>
+            <w:r>
+              <w:t xml:space="preserve"> </w:t>
+            </w:r>
+            <w:r>
+              <w:rPr>
+                <w:rStyle w:val="CodeChar"/>
+              </w:rPr>
+              <w:t xml:space="preserve">config/rules/service_levels.json</w:t>
+            </w:r>
+          </w:p>
+        </w:tc>
+      </w:tr>
+      <w:tr>
+        <w:trPr>
+          <w:cantSplit/>
+        </w:trPr>
+        <w:tc>
+          <w:tcPr>
+            <w:tcW w:w="4510" w:type="dxa"/>
+            <w:shd w:val="clear" w:color="auto" w:fill="F4F7FB"/>
+            <w:vAlign w:val="top"/>
+          </w:tcPr>
+          <w:p>
+            <w:pPr>
+              <w:pStyle w:val="TableText"/>
+              <w:jc w:val="left"/>
+            </w:pPr>
+            <w:r>
+              <w:t xml:space="preserve">Data requests register: log, verify identity, export, erase or refuse, response time (</w:t>
+            </w:r>
+            <w:r>
+              <w:rPr>
+                <w:rStyle w:val="CodeChar"/>
+              </w:rPr>
+              <w:t xml:space="preserve">dsarResponseHours</w:t>
+            </w:r>
+            <w:r>
+              <w:t xml:space="preserve">), timeline and audit</w:t>
+            </w:r>
+          </w:p>
+        </w:tc>
+        <w:tc>
+          <w:tcPr>
+            <w:tcW w:w="4517" w:type="dxa"/>
+            <w:shd w:val="clear" w:color="auto" w:fill="F4F7FB"/>
+            <w:vAlign w:val="top"/>
+          </w:tcPr>
+          <w:p>
+            <w:pPr>
+              <w:pStyle w:val="TableText"/>
+              <w:jc w:val="left"/>
+            </w:pPr>
+            <w:r>
+              <w:rPr>
+                <w:rStyle w:val="CodeChar"/>
+              </w:rPr>
+              <w:t xml:space="preserve">src/application/dsarService.js</w:t>
+            </w:r>
+          </w:p>
+        </w:tc>
+      </w:tr>
+      <w:tr>
+        <w:trPr>
+          <w:cantSplit/>
+        </w:trPr>
+        <w:tc>
+          <w:tcPr>
+            <w:tcW w:w="4510" w:type="dxa"/>
             <w:vAlign w:val="top"/>
           </w:tcPr>
           <w:p>
@@ -6686,7 +6830,7 @@
         </w:tc>
         <w:tc>
           <w:tcPr>
-            <w:tcW w:w="5105" w:type="dxa"/>
+            <w:tcW w:w="4517" w:type="dxa"/>
             <w:vAlign w:val="top"/>
           </w:tcPr>
           <w:p>
@@ -7182,8 +7326,8 @@
         <w:tblLook w:val="04A0" w:firstRow="1" w:lastRow="0" w:firstColumn="0" w:lastColumn="0" w:noHBand="0" w:noVBand="1"/>
       </w:tblPr>
       <w:tblGrid>
-        <w:gridCol w:w="4075"/>
-        <w:gridCol w:w="4952"/>
+        <w:gridCol w:w="3468"/>
+        <w:gridCol w:w="5559"/>
       </w:tblGrid>
       <w:tr>
         <w:trPr>
@@ -7192,7 +7336,7 @@
         </w:trPr>
         <w:tc>
           <w:tcPr>
-            <w:tcW w:w="4075" w:type="dxa"/>
+            <w:tcW w:w="3468" w:type="dxa"/>
             <w:shd w:val="clear" w:color="auto" w:fill="0F4761"/>
             <w:vAlign w:val="center"/>
           </w:tcPr>
@@ -7211,7 +7355,7 @@
         </w:tc>
         <w:tc>
           <w:tcPr>
-            <w:tcW w:w="4952" w:type="dxa"/>
+            <w:tcW w:w="5559" w:type="dxa"/>
             <w:shd w:val="clear" w:color="auto" w:fill="0F4761"/>
             <w:vAlign w:val="center"/>
           </w:tcPr>
@@ -7235,7 +7379,7 @@
         </w:trPr>
         <w:tc>
           <w:tcPr>
-            <w:tcW w:w="4075" w:type="dxa"/>
+            <w:tcW w:w="3468" w:type="dxa"/>
             <w:vAlign w:val="top"/>
           </w:tcPr>
           <w:p>
@@ -7250,7 +7394,7 @@
         </w:tc>
         <w:tc>
           <w:tcPr>
-            <w:tcW w:w="4952" w:type="dxa"/>
+            <w:tcW w:w="5559" w:type="dxa"/>
             <w:vAlign w:val="top"/>
           </w:tcPr>
           <w:p>
@@ -7270,7 +7414,7 @@
         </w:trPr>
         <w:tc>
           <w:tcPr>
-            <w:tcW w:w="4075" w:type="dxa"/>
+            <w:tcW w:w="3468" w:type="dxa"/>
             <w:shd w:val="clear" w:color="auto" w:fill="F4F7FB"/>
             <w:vAlign w:val="top"/>
           </w:tcPr>
@@ -7286,7 +7430,7 @@
         </w:tc>
         <w:tc>
           <w:tcPr>
-            <w:tcW w:w="4952" w:type="dxa"/>
+            <w:tcW w:w="5559" w:type="dxa"/>
             <w:shd w:val="clear" w:color="auto" w:fill="F4F7FB"/>
             <w:vAlign w:val="top"/>
           </w:tcPr>
@@ -7307,7 +7451,7 @@
         </w:trPr>
         <w:tc>
           <w:tcPr>
-            <w:tcW w:w="4075" w:type="dxa"/>
+            <w:tcW w:w="3468" w:type="dxa"/>
             <w:vAlign w:val="top"/>
           </w:tcPr>
           <w:p>
@@ -7322,7 +7466,7 @@
         </w:tc>
         <w:tc>
           <w:tcPr>
-            <w:tcW w:w="4952" w:type="dxa"/>
+            <w:tcW w:w="5559" w:type="dxa"/>
             <w:vAlign w:val="top"/>
           </w:tcPr>
           <w:p>
@@ -7342,7 +7486,7 @@
         </w:trPr>
         <w:tc>
           <w:tcPr>
-            <w:tcW w:w="4075" w:type="dxa"/>
+            <w:tcW w:w="3468" w:type="dxa"/>
             <w:shd w:val="clear" w:color="auto" w:fill="F4F7FB"/>
             <w:vAlign w:val="top"/>
           </w:tcPr>
@@ -7367,7 +7511,7 @@
         </w:tc>
         <w:tc>
           <w:tcPr>
-            <w:tcW w:w="4952" w:type="dxa"/>
+            <w:tcW w:w="5559" w:type="dxa"/>
             <w:shd w:val="clear" w:color="auto" w:fill="F4F7FB"/>
             <w:vAlign w:val="top"/>
           </w:tcPr>
@@ -7388,7 +7532,7 @@
         </w:trPr>
         <w:tc>
           <w:tcPr>
-            <w:tcW w:w="4075" w:type="dxa"/>
+            <w:tcW w:w="3468" w:type="dxa"/>
             <w:vAlign w:val="top"/>
           </w:tcPr>
           <w:p>
@@ -7403,7 +7547,7 @@
         </w:tc>
         <w:tc>
           <w:tcPr>
-            <w:tcW w:w="4952" w:type="dxa"/>
+            <w:tcW w:w="5559" w:type="dxa"/>
             <w:vAlign w:val="top"/>
           </w:tcPr>
           <w:p>
@@ -7423,7 +7567,7 @@
         </w:trPr>
         <w:tc>
           <w:tcPr>
-            <w:tcW w:w="4075" w:type="dxa"/>
+            <w:tcW w:w="3468" w:type="dxa"/>
             <w:shd w:val="clear" w:color="auto" w:fill="F4F7FB"/>
             <w:vAlign w:val="top"/>
           </w:tcPr>
@@ -7439,7 +7583,7 @@
         </w:tc>
         <w:tc>
           <w:tcPr>
-            <w:tcW w:w="4952" w:type="dxa"/>
+            <w:tcW w:w="5559" w:type="dxa"/>
             <w:shd w:val="clear" w:color="auto" w:fill="F4F7FB"/>
             <w:vAlign w:val="top"/>
           </w:tcPr>
@@ -7460,7 +7604,7 @@
         </w:trPr>
         <w:tc>
           <w:tcPr>
-            <w:tcW w:w="4075" w:type="dxa"/>
+            <w:tcW w:w="3468" w:type="dxa"/>
             <w:vAlign w:val="top"/>
           </w:tcPr>
           <w:p>
@@ -7475,7 +7619,7 @@
         </w:tc>
         <w:tc>
           <w:tcPr>
-            <w:tcW w:w="4952" w:type="dxa"/>
+            <w:tcW w:w="5559" w:type="dxa"/>
             <w:vAlign w:val="top"/>
           </w:tcPr>
           <w:p>
@@ -7495,7 +7639,7 @@
         </w:trPr>
         <w:tc>
           <w:tcPr>
-            <w:tcW w:w="4075" w:type="dxa"/>
+            <w:tcW w:w="3468" w:type="dxa"/>
             <w:shd w:val="clear" w:color="auto" w:fill="F4F7FB"/>
             <w:vAlign w:val="top"/>
           </w:tcPr>
@@ -7511,7 +7655,7 @@
         </w:tc>
         <w:tc>
           <w:tcPr>
-            <w:tcW w:w="4952" w:type="dxa"/>
+            <w:tcW w:w="5559" w:type="dxa"/>
             <w:shd w:val="clear" w:color="auto" w:fill="F4F7FB"/>
             <w:vAlign w:val="top"/>
           </w:tcPr>
@@ -7532,31 +7676,68 @@
         </w:trPr>
         <w:tc>
           <w:tcPr>
-            <w:tcW w:w="4075" w:type="dxa"/>
-            <w:vAlign w:val="top"/>
-          </w:tcPr>
-          <w:p>
-            <w:pPr>
-              <w:pStyle w:val="TableText"/>
-              <w:jc w:val="left"/>
-            </w:pPr>
-            <w:r>
-              <w:t xml:space="preserve">Data subject request and data correction</w:t>
-            </w:r>
-          </w:p>
-        </w:tc>
-        <w:tc>
-          <w:tcPr>
-            <w:tcW w:w="4952" w:type="dxa"/>
-            <w:vAlign w:val="top"/>
-          </w:tcPr>
-          <w:p>
-            <w:pPr>
-              <w:pStyle w:val="TableText"/>
-              <w:jc w:val="left"/>
-            </w:pPr>
-            <w:r>
-              <w:t xml:space="preserve">Walk-through with compliance and the data stewards</w:t>
+            <w:tcW w:w="3468" w:type="dxa"/>
+            <w:vAlign w:val="top"/>
+          </w:tcPr>
+          <w:p>
+            <w:pPr>
+              <w:pStyle w:val="TableText"/>
+              <w:jc w:val="left"/>
+            </w:pPr>
+            <w:r>
+              <w:t xml:space="preserve">Data request and data correction</w:t>
+            </w:r>
+          </w:p>
+        </w:tc>
+        <w:tc>
+          <w:tcPr>
+            <w:tcW w:w="5559" w:type="dxa"/>
+            <w:vAlign w:val="top"/>
+          </w:tcPr>
+          <w:p>
+            <w:pPr>
+              <w:pStyle w:val="TableText"/>
+              <w:jc w:val="left"/>
+            </w:pPr>
+            <w:r>
+              <w:t xml:space="preserve">Walk-through with compliance and the data stewards: log a request, verify identity, export, erase or refuse in the data requests register; correct data with evidence</w:t>
+            </w:r>
+          </w:p>
+        </w:tc>
+      </w:tr>
+      <w:tr>
+        <w:trPr>
+          <w:cantSplit/>
+        </w:trPr>
+        <w:tc>
+          <w:tcPr>
+            <w:tcW w:w="3468" w:type="dxa"/>
+            <w:shd w:val="clear" w:color="auto" w:fill="F4F7FB"/>
+            <w:vAlign w:val="top"/>
+          </w:tcPr>
+          <w:p>
+            <w:pPr>
+              <w:pStyle w:val="TableText"/>
+              <w:jc w:val="left"/>
+            </w:pPr>
+            <w:r>
+              <w:t xml:space="preserve">Quick renewal switched off</w:t>
+            </w:r>
+          </w:p>
+        </w:tc>
+        <w:tc>
+          <w:tcPr>
+            <w:tcW w:w="5559" w:type="dxa"/>
+            <w:shd w:val="clear" w:color="auto" w:fill="F4F7FB"/>
+            <w:vAlign w:val="top"/>
+          </w:tcPr>
+          <w:p>
+            <w:pPr>
+              <w:pStyle w:val="TableText"/>
+              <w:jc w:val="left"/>
+            </w:pPr>
+            <w:r>
+              <w:t xml:space="preserve">Approve a service-level rule version with quick renewal off and confirm the customer app offers only the full flow</w:t>
             </w:r>
           </w:p>
         </w:tc>
@@ -7616,7 +7797,7 @@
         <w:t xml:space="preserve"> </w:t>
       </w:r>
       <w:r>
-        <w:t xml:space="preserve">runs 255 tests: 252 pass and 3 are to-do items for manual or roadmap scenarios. Coverage is 99.41% of lines, 88.25% of branches and 97.12% of functions.</w:t>
+        <w:t xml:space="preserve">runs 271 tests: 268 pass, 0 fail and 3 are to-do items for manual or roadmap scenarios. Coverage is 99.4% of lines, 88.1% of branches and 97.2% of functions.</w:t>
       </w:r>
     </w:p>
     <w:tbl>
@@ -7722,7 +7903,16 @@
               <w:jc w:val="left"/>
             </w:pPr>
             <w:r>
-              <w:t xml:space="preserve">Domain and shared code: identity, rule logic, platform, rules domain, stores, voice assistant, and the TASCO core REST client (</w:t>
+              <w:t xml:space="preserve">58 tests. Domain and shared code: identity, rule logic, platform, quick-renewal eligibility (</w:t>
+            </w:r>
+            <w:r>
+              <w:rPr>
+                <w:rStyle w:val="CodeChar"/>
+              </w:rPr>
+              <w:t xml:space="preserve">quickRenewal.test.js</w:t>
+            </w:r>
+            <w:r>
+              <w:t xml:space="preserve">, suite U-QR), rules domain, stores, voice assistant, and the TASCO core REST client (</w:t>
             </w:r>
             <w:r>
               <w:rPr>
@@ -7771,7 +7961,7 @@
               <w:jc w:val="left"/>
             </w:pPr>
             <w:r>
-              <w:t xml:space="preserve">Services working together: TASCO core rating and catalogue sync (</w:t>
+              <w:t xml:space="preserve">44 tests. Services working together: TASCO core rating and catalogue sync (</w:t>
             </w:r>
             <w:r>
               <w:rPr>
@@ -7818,7 +8008,16 @@
               <w:jc w:val="left"/>
             </w:pPr>
             <w:r>
-              <w:t xml:space="preserve">HTTP routes, permissions and error formats</w:t>
+              <w:t xml:space="preserve">33 tests. HTTP routes, permissions and error formats; console workflows; data requests register and quick renewal (</w:t>
+            </w:r>
+            <w:r>
+              <w:rPr>
+                <w:rStyle w:val="CodeChar"/>
+              </w:rPr>
+              <w:t xml:space="preserve">dsarQuickRenewal.test.js</w:t>
+            </w:r>
+            <w:r>
+              <w:t xml:space="preserve">, suite API-DQ)</w:t>
             </w:r>
           </w:p>
         </w:tc>
@@ -7858,7 +8057,7 @@
               <w:jc w:val="left"/>
             </w:pPr>
             <w:r>
-              <w:t xml:space="preserve">OWASP Top 10 checks: access control, encryption, injection, configuration, authentication, audit integrity, rate limits, double-charge protection</w:t>
+              <w:t xml:space="preserve">12 tests. OWASP Top 10 checks: access control, encryption, injection, configuration, authentication, audit integrity, rate limits, double-charge protection</w:t>
             </w:r>
           </w:p>
         </w:tc>
@@ -7896,7 +8095,7 @@
               <w:jc w:val="left"/>
             </w:pPr>
             <w:r>
-              <w:t xml:space="preserve">One test per Given/When/Then scenario in TGP-BUS-04 User Stories and Acceptance Criteria (124 scenarios, three of them manual or roadmap)</w:t>
+              <w:t xml:space="preserve">124 tests, one per Given/When/Then scenario in TGP-BUS-04 User Stories and Acceptance Criteria (three of them manual or roadmap); the scenarios of US-078 and US-079 run in suites API-DQ and U-QR</w:t>
             </w:r>
           </w:p>
         </w:tc>
@@ -7992,7 +8191,7 @@
               <w:t xml:space="preserve">load.js</w:t>
             </w:r>
             <w:r>
-              <w:t xml:space="preserve">): 337 requests per second, p95 103 ms, no errors on a single instance</w:t>
+              <w:t xml:space="preserve">): 194 requests per second, p95 210 ms, no errors on a single instance</w:t>
             </w:r>
           </w:p>
         </w:tc>
@@ -8680,8 +8879,8 @@
       </w:tblPr>
       <w:tblGrid>
         <w:gridCol w:w="830"/>
-        <w:gridCol w:w="2344"/>
-        <w:gridCol w:w="5853"/>
+        <w:gridCol w:w="2201"/>
+        <w:gridCol w:w="5996"/>
       </w:tblGrid>
       <w:tr>
         <w:trPr>
@@ -8709,7 +8908,7 @@
         </w:tc>
         <w:tc>
           <w:tcPr>
-            <w:tcW w:w="2344" w:type="dxa"/>
+            <w:tcW w:w="2201" w:type="dxa"/>
             <w:shd w:val="clear" w:color="auto" w:fill="0F4761"/>
             <w:vAlign w:val="center"/>
           </w:tcPr>
@@ -8728,7 +8927,7 @@
         </w:tc>
         <w:tc>
           <w:tcPr>
-            <w:tcW w:w="5853" w:type="dxa"/>
+            <w:tcW w:w="5996" w:type="dxa"/>
             <w:shd w:val="clear" w:color="auto" w:fill="0F4761"/>
             <w:vAlign w:val="center"/>
           </w:tcPr>
@@ -8768,7 +8967,7 @@
         </w:tc>
         <w:tc>
           <w:tcPr>
-            <w:tcW w:w="2344" w:type="dxa"/>
+            <w:tcW w:w="2201" w:type="dxa"/>
             <w:vAlign w:val="top"/>
           </w:tcPr>
           <w:p>
@@ -8783,7 +8982,7 @@
         </w:tc>
         <w:tc>
           <w:tcPr>
-            <w:tcW w:w="5853" w:type="dxa"/>
+            <w:tcW w:w="5996" w:type="dxa"/>
             <w:vAlign w:val="top"/>
           </w:tcPr>
           <w:p>
@@ -8859,7 +9058,7 @@
         </w:tc>
         <w:tc>
           <w:tcPr>
-            <w:tcW w:w="2344" w:type="dxa"/>
+            <w:tcW w:w="2201" w:type="dxa"/>
             <w:shd w:val="clear" w:color="auto" w:fill="F4F7FB"/>
             <w:vAlign w:val="top"/>
           </w:tcPr>
@@ -8875,7 +9074,7 @@
         </w:tc>
         <w:tc>
           <w:tcPr>
-            <w:tcW w:w="5853" w:type="dxa"/>
+            <w:tcW w:w="5996" w:type="dxa"/>
             <w:shd w:val="clear" w:color="auto" w:fill="F4F7FB"/>
             <w:vAlign w:val="top"/>
           </w:tcPr>
@@ -8921,7 +9120,7 @@
         </w:tc>
         <w:tc>
           <w:tcPr>
-            <w:tcW w:w="2344" w:type="dxa"/>
+            <w:tcW w:w="2201" w:type="dxa"/>
             <w:vAlign w:val="top"/>
           </w:tcPr>
           <w:p>
@@ -8936,7 +9135,7 @@
         </w:tc>
         <w:tc>
           <w:tcPr>
-            <w:tcW w:w="5853" w:type="dxa"/>
+            <w:tcW w:w="5996" w:type="dxa"/>
             <w:vAlign w:val="top"/>
           </w:tcPr>
           <w:p>
@@ -8973,7 +9172,7 @@
         </w:tc>
         <w:tc>
           <w:tcPr>
-            <w:tcW w:w="2344" w:type="dxa"/>
+            <w:tcW w:w="2201" w:type="dxa"/>
             <w:shd w:val="clear" w:color="auto" w:fill="F4F7FB"/>
             <w:vAlign w:val="top"/>
           </w:tcPr>
@@ -8989,7 +9188,7 @@
         </w:tc>
         <w:tc>
           <w:tcPr>
-            <w:tcW w:w="5853" w:type="dxa"/>
+            <w:tcW w:w="5996" w:type="dxa"/>
             <w:shd w:val="clear" w:color="auto" w:fill="F4F7FB"/>
             <w:vAlign w:val="top"/>
           </w:tcPr>
@@ -9026,7 +9225,7 @@
         </w:tc>
         <w:tc>
           <w:tcPr>
-            <w:tcW w:w="2344" w:type="dxa"/>
+            <w:tcW w:w="2201" w:type="dxa"/>
             <w:vAlign w:val="top"/>
           </w:tcPr>
           <w:p>
@@ -9041,7 +9240,7 @@
         </w:tc>
         <w:tc>
           <w:tcPr>
-            <w:tcW w:w="5853" w:type="dxa"/>
+            <w:tcW w:w="5996" w:type="dxa"/>
             <w:vAlign w:val="top"/>
           </w:tcPr>
           <w:p>
@@ -9078,7 +9277,7 @@
         </w:tc>
         <w:tc>
           <w:tcPr>
-            <w:tcW w:w="2344" w:type="dxa"/>
+            <w:tcW w:w="2201" w:type="dxa"/>
             <w:shd w:val="clear" w:color="auto" w:fill="F4F7FB"/>
             <w:vAlign w:val="top"/>
           </w:tcPr>
@@ -9094,7 +9293,7 @@
         </w:tc>
         <w:tc>
           <w:tcPr>
-            <w:tcW w:w="5853" w:type="dxa"/>
+            <w:tcW w:w="5996" w:type="dxa"/>
             <w:shd w:val="clear" w:color="auto" w:fill="F4F7FB"/>
             <w:vAlign w:val="top"/>
           </w:tcPr>
@@ -9131,7 +9330,7 @@
         </w:tc>
         <w:tc>
           <w:tcPr>
-            <w:tcW w:w="2344" w:type="dxa"/>
+            <w:tcW w:w="2201" w:type="dxa"/>
             <w:vAlign w:val="top"/>
           </w:tcPr>
           <w:p>
@@ -9146,7 +9345,7 @@
         </w:tc>
         <w:tc>
           <w:tcPr>
-            <w:tcW w:w="5853" w:type="dxa"/>
+            <w:tcW w:w="5996" w:type="dxa"/>
             <w:vAlign w:val="top"/>
           </w:tcPr>
           <w:p>
@@ -9183,7 +9382,7 @@
         </w:tc>
         <w:tc>
           <w:tcPr>
-            <w:tcW w:w="2344" w:type="dxa"/>
+            <w:tcW w:w="2201" w:type="dxa"/>
             <w:shd w:val="clear" w:color="auto" w:fill="F4F7FB"/>
             <w:vAlign w:val="top"/>
           </w:tcPr>
@@ -9199,7 +9398,7 @@
         </w:tc>
         <w:tc>
           <w:tcPr>
-            <w:tcW w:w="5853" w:type="dxa"/>
+            <w:tcW w:w="5996" w:type="dxa"/>
             <w:shd w:val="clear" w:color="auto" w:fill="F4F7FB"/>
             <w:vAlign w:val="top"/>
           </w:tcPr>
@@ -9236,7 +9435,7 @@
         </w:tc>
         <w:tc>
           <w:tcPr>
-            <w:tcW w:w="2344" w:type="dxa"/>
+            <w:tcW w:w="2201" w:type="dxa"/>
             <w:vAlign w:val="top"/>
           </w:tcPr>
           <w:p>
@@ -9251,16 +9450,16 @@
         </w:tc>
         <w:tc>
           <w:tcPr>
-            <w:tcW w:w="5853" w:type="dxa"/>
-            <w:vAlign w:val="top"/>
-          </w:tcPr>
-          <w:p>
-            <w:pPr>
-              <w:pStyle w:val="TableText"/>
-              <w:jc w:val="left"/>
-            </w:pPr>
-            <w:r>
-              <w:t xml:space="preserve">Signed links, customer routes, scoped partner keys, partner-collected orders</w:t>
+            <w:tcW w:w="5996" w:type="dxa"/>
+            <w:vAlign w:val="top"/>
+          </w:tcPr>
+          <w:p>
+            <w:pPr>
+              <w:pStyle w:val="TableText"/>
+              <w:jc w:val="left"/>
+            </w:pPr>
+            <w:r>
+              <w:t xml:space="preserve">Signed links, customer routes, quick renewal and the full flow, scoped partner keys, partner-collected orders</w:t>
             </w:r>
           </w:p>
         </w:tc>
@@ -9288,7 +9487,7 @@
         </w:tc>
         <w:tc>
           <w:tcPr>
-            <w:tcW w:w="2344" w:type="dxa"/>
+            <w:tcW w:w="2201" w:type="dxa"/>
             <w:shd w:val="clear" w:color="auto" w:fill="F4F7FB"/>
             <w:vAlign w:val="top"/>
           </w:tcPr>
@@ -9304,7 +9503,7 @@
         </w:tc>
         <w:tc>
           <w:tcPr>
-            <w:tcW w:w="5853" w:type="dxa"/>
+            <w:tcW w:w="5996" w:type="dxa"/>
             <w:shd w:val="clear" w:color="auto" w:fill="F4F7FB"/>
             <w:vAlign w:val="top"/>
           </w:tcPr>
